--- a/Games/2026-2/2026-2-Melina.docx
+++ b/Games/2026-2/2026-2-Melina.docx
@@ -104,7 +104,7 @@
         <w:rPr>
           <w:szCs w:val="40"/>
         </w:rPr>
-        <w:t>TODO</w:t>
+        <w:t>1€ Kantinengutschein</w:t>
       </w:r>
       <w:commentRangeEnd w:id="0"/>
       <w:r>
@@ -337,18 +337,6 @@
           <w:ilvl w:val="0"/>
           <w:numId w:val="2"/>
         </w:numPr>
-      </w:pPr>
-      <w:r>
-        <w:t>1x Pflitschspiel</w:t>
-      </w:r>
-    </w:p>
-    <w:p>
-      <w:pPr>
-        <w:pStyle w:val="KeinLeerraum"/>
-        <w:numPr>
-          <w:ilvl w:val="0"/>
-          <w:numId w:val="2"/>
-        </w:numPr>
         <w:rPr>
           <w:lang w:val="en-US"/>
         </w:rPr>
@@ -357,7 +345,13 @@
         <w:rPr>
           <w:lang w:val="en-US"/>
         </w:rPr>
-        <w:t>2x Becker</w:t>
+        <w:t>4</w:t>
+      </w:r>
+      <w:r>
+        <w:rPr>
+          <w:lang w:val="en-US"/>
+        </w:rPr>
+        <w:t>x Becker</w:t>
       </w:r>
     </w:p>
     <w:p>
@@ -719,6 +713,12 @@
         <w:rPr>
           <w:szCs w:val="40"/>
         </w:rPr>
+        <w:t xml:space="preserve">The </w:t>
+      </w:r>
+      <w:r>
+        <w:rPr>
+          <w:szCs w:val="40"/>
+        </w:rPr>
         <w:t>Final Conutdown</w:t>
       </w:r>
     </w:p>
@@ -837,7 +837,7 @@
         <w:rPr>
           <w:szCs w:val="40"/>
         </w:rPr>
-        <w:t>Isomathe</w:t>
+        <w:t>Isomatte</w:t>
       </w:r>
     </w:p>
     <w:p>
@@ -1223,18 +1223,8 @@
           </mc:Fallback>
         </mc:AlternateContent>
       </w:r>
-      <w:commentRangeStart w:id="1"/>
       <w:r>
         <w:t>Jenga</w:t>
-      </w:r>
-      <w:commentRangeEnd w:id="1"/>
-      <w:r>
-        <w:rPr>
-          <w:rStyle w:val="Kommentarzeichen"/>
-          <w:sz w:val="40"/>
-          <w:szCs w:val="40"/>
-        </w:rPr>
-        <w:commentReference w:id="1"/>
       </w:r>
     </w:p>
     <w:p>
@@ -1572,21 +1562,22 @@
         </w:rPr>
         <w:t xml:space="preserve">Wie viel Geld haben wie letztes Jahr fürs Camp gesamt ausgegeben -&gt; </w:t>
       </w:r>
-      <w:commentRangeStart w:id="2"/>
-      <w:r>
-        <w:rPr>
-          <w:szCs w:val="40"/>
+      <w:commentRangeStart w:id="1"/>
+      <w:r>
+        <w:rPr>
+          <w:szCs w:val="40"/>
+          <w:highlight w:val="yellow"/>
         </w:rPr>
         <w:t>50.000€</w:t>
       </w:r>
-      <w:commentRangeEnd w:id="2"/>
+      <w:commentRangeEnd w:id="1"/>
       <w:r>
         <w:rPr>
           <w:rStyle w:val="Kommentarzeichen"/>
           <w:sz w:val="36"/>
           <w:szCs w:val="22"/>
         </w:rPr>
-        <w:commentReference w:id="2"/>
+        <w:commentReference w:id="1"/>
       </w:r>
     </w:p>
     <w:p>
@@ -1605,7 +1596,31 @@
         <w:rPr>
           <w:szCs w:val="40"/>
         </w:rPr>
-        <w:t>Wie viele Zähne hat ein durchschnittlicher Mensch? 32</w:t>
+        <w:t>Wie viele Zähne hat ein durchschnittlicher Mensch?</w:t>
+      </w:r>
+      <w:r>
+        <w:rPr>
+          <w:szCs w:val="40"/>
+        </w:rPr>
+        <w:t xml:space="preserve"> (ohne Weisheitszähne)</w:t>
+      </w:r>
+      <w:r>
+        <w:rPr>
+          <w:szCs w:val="40"/>
+        </w:rPr>
+        <w:t xml:space="preserve"> </w:t>
+      </w:r>
+      <w:r>
+        <w:rPr>
+          <w:szCs w:val="40"/>
+        </w:rPr>
+        <w:t xml:space="preserve">-&gt; </w:t>
+      </w:r>
+      <w:r>
+        <w:rPr>
+          <w:szCs w:val="40"/>
+        </w:rPr>
+        <w:t>32</w:t>
       </w:r>
     </w:p>
     <w:p>
@@ -1749,18 +1764,8 @@
           </mc:Fallback>
         </mc:AlternateContent>
       </w:r>
-      <w:commentRangeStart w:id="3"/>
       <w:r>
         <w:t>Suchspiel</w:t>
-      </w:r>
-      <w:commentRangeEnd w:id="3"/>
-      <w:r>
-        <w:rPr>
-          <w:rStyle w:val="Kommentarzeichen"/>
-          <w:sz w:val="40"/>
-          <w:szCs w:val="40"/>
-        </w:rPr>
-        <w:commentReference w:id="3"/>
       </w:r>
     </w:p>
     <w:p>
@@ -1931,27 +1936,125 @@
           <w:szCs w:val="40"/>
         </w:rPr>
       </w:pPr>
-      <w:commentRangeStart w:id="4"/>
-      <w:r>
-        <w:rPr>
-          <w:szCs w:val="40"/>
-        </w:rPr>
-        <w:t>TODO</w:t>
-      </w:r>
-      <w:commentRangeEnd w:id="4"/>
-      <w:r>
-        <w:rPr>
-          <w:rStyle w:val="Kommentarzeichen"/>
-          <w:sz w:val="36"/>
-          <w:szCs w:val="40"/>
-        </w:rPr>
-        <w:commentReference w:id="4"/>
-      </w:r>
-      <w:r>
-        <w:rPr>
-          <w:szCs w:val="40"/>
-        </w:rPr>
-        <w:t xml:space="preserve"> 7 Songs</w:t>
+      <w:r>
+        <w:rPr>
+          <w:szCs w:val="40"/>
+        </w:rPr>
+        <w:t>Lass jetzt los</w:t>
+      </w:r>
+    </w:p>
+    <w:p>
+      <w:pPr>
+        <w:pStyle w:val="Listenabsatz"/>
+        <w:numPr>
+          <w:ilvl w:val="0"/>
+          <w:numId w:val="12"/>
+        </w:numPr>
+        <w:spacing w:line="240" w:lineRule="auto"/>
+        <w:rPr>
+          <w:szCs w:val="40"/>
+        </w:rPr>
+      </w:pPr>
+      <w:r>
+        <w:rPr>
+          <w:szCs w:val="40"/>
+        </w:rPr>
+        <w:t>Kikaninchen</w:t>
+      </w:r>
+    </w:p>
+    <w:p>
+      <w:pPr>
+        <w:pStyle w:val="Listenabsatz"/>
+        <w:numPr>
+          <w:ilvl w:val="0"/>
+          <w:numId w:val="12"/>
+        </w:numPr>
+        <w:spacing w:line="240" w:lineRule="auto"/>
+        <w:rPr>
+          <w:szCs w:val="40"/>
+        </w:rPr>
+      </w:pPr>
+      <w:r>
+        <w:rPr>
+          <w:szCs w:val="40"/>
+        </w:rPr>
+        <w:t>Tanzalarm</w:t>
+      </w:r>
+    </w:p>
+    <w:p>
+      <w:pPr>
+        <w:pStyle w:val="Listenabsatz"/>
+        <w:numPr>
+          <w:ilvl w:val="0"/>
+          <w:numId w:val="12"/>
+        </w:numPr>
+        <w:spacing w:line="240" w:lineRule="auto"/>
+        <w:rPr>
+          <w:szCs w:val="40"/>
+        </w:rPr>
+      </w:pPr>
+      <w:r>
+        <w:rPr>
+          <w:szCs w:val="40"/>
+        </w:rPr>
+        <w:t>Hakuna Matata</w:t>
+      </w:r>
+    </w:p>
+    <w:p>
+      <w:pPr>
+        <w:pStyle w:val="Listenabsatz"/>
+        <w:numPr>
+          <w:ilvl w:val="0"/>
+          <w:numId w:val="12"/>
+        </w:numPr>
+        <w:spacing w:line="240" w:lineRule="auto"/>
+        <w:rPr>
+          <w:szCs w:val="40"/>
+        </w:rPr>
+      </w:pPr>
+      <w:r>
+        <w:rPr>
+          <w:szCs w:val="40"/>
+        </w:rPr>
+        <w:t>Piratentanz</w:t>
+      </w:r>
+    </w:p>
+    <w:p>
+      <w:pPr>
+        <w:pStyle w:val="Listenabsatz"/>
+        <w:numPr>
+          <w:ilvl w:val="0"/>
+          <w:numId w:val="12"/>
+        </w:numPr>
+        <w:spacing w:line="240" w:lineRule="auto"/>
+        <w:rPr>
+          <w:szCs w:val="40"/>
+        </w:rPr>
+      </w:pPr>
+      <w:r>
+        <w:rPr>
+          <w:szCs w:val="40"/>
+        </w:rPr>
+        <w:t>Probier’s mal mit Gemütlichkeit</w:t>
+      </w:r>
+    </w:p>
+    <w:p>
+      <w:pPr>
+        <w:pStyle w:val="Listenabsatz"/>
+        <w:numPr>
+          <w:ilvl w:val="0"/>
+          <w:numId w:val="12"/>
+        </w:numPr>
+        <w:spacing w:line="240" w:lineRule="auto"/>
+        <w:rPr>
+          <w:szCs w:val="40"/>
+        </w:rPr>
+      </w:pPr>
+      <w:r>
+        <w:rPr>
+          <w:szCs w:val="40"/>
+        </w:rPr>
+        <w:t>Wie</w:t>
       </w:r>
     </w:p>
     <w:p>
@@ -2776,7 +2879,19 @@
         <w:rPr>
           <w:szCs w:val="40"/>
         </w:rPr>
-        <w:t>Pro Team ein Becher</w:t>
+        <w:t xml:space="preserve">Pro Team </w:t>
+      </w:r>
+      <w:r>
+        <w:rPr>
+          <w:szCs w:val="40"/>
+        </w:rPr>
+        <w:t>2</w:t>
+      </w:r>
+      <w:r>
+        <w:rPr>
+          <w:szCs w:val="40"/>
+        </w:rPr>
+        <w:t xml:space="preserve"> Becher</w:t>
       </w:r>
     </w:p>
     <w:p>
@@ -2835,222 +2950,6 @@
         </w:rPr>
         <w:t>Ziel: Tischtennisbälle in Becher werfen</w:t>
       </w:r>
-    </w:p>
-    <w:p>
-      <w:pPr>
-        <w:suppressAutoHyphens w:val="0"/>
-        <w:rPr>
-          <w:szCs w:val="40"/>
-        </w:rPr>
-      </w:pPr>
-      <w:r>
-        <w:rPr>
-          <w:szCs w:val="40"/>
-        </w:rPr>
-        <w:br w:type="page"/>
-      </w:r>
-    </w:p>
-    <w:p>
-      <w:pPr>
-        <w:pStyle w:val="berschrift1"/>
-      </w:pPr>
-      <w:commentRangeStart w:id="5"/>
-      <w:r>
-        <w:rPr>
-          <w:noProof/>
-        </w:rPr>
-        <w:lastRenderedPageBreak/>
-        <mc:AlternateContent>
-          <mc:Choice Requires="wps">
-            <w:drawing>
-              <wp:anchor distT="0" distB="0" distL="114300" distR="114300" simplePos="0" relativeHeight="251683840" behindDoc="0" locked="0" layoutInCell="1" allowOverlap="1" wp14:anchorId="0C50E4FE" wp14:editId="166D93A2">
-                <wp:simplePos x="0" y="0"/>
-                <wp:positionH relativeFrom="margin">
-                  <wp:align>right</wp:align>
-                </wp:positionH>
-                <wp:positionV relativeFrom="paragraph">
-                  <wp:posOffset>457</wp:posOffset>
-                </wp:positionV>
-                <wp:extent cx="2360295" cy="1403988"/>
-                <wp:effectExtent l="0" t="0" r="20955" b="24762"/>
-                <wp:wrapSquare wrapText="bothSides"/>
-                <wp:docPr id="1327634745" name="Textfeld 2"/>
-                <wp:cNvGraphicFramePr/>
-                <a:graphic xmlns:a="http://schemas.openxmlformats.org/drawingml/2006/main">
-                  <a:graphicData uri="http://schemas.microsoft.com/office/word/2010/wordprocessingShape">
-                    <wps:wsp>
-                      <wps:cNvSpPr txBox="1"/>
-                      <wps:spPr>
-                        <a:xfrm>
-                          <a:off x="0" y="0"/>
-                          <a:ext cx="2360295" cy="1403988"/>
-                        </a:xfrm>
-                        <a:prstGeom prst="rect">
-                          <a:avLst/>
-                        </a:prstGeom>
-                        <a:solidFill>
-                          <a:srgbClr val="FFFFFF"/>
-                        </a:solidFill>
-                        <a:ln w="9528">
-                          <a:solidFill>
-                            <a:srgbClr val="000000"/>
-                          </a:solidFill>
-                          <a:prstDash val="solid"/>
-                        </a:ln>
-                      </wps:spPr>
-                      <wps:txbx>
-                        <w:txbxContent>
-                          <w:p>
-                            <w:pPr>
-                              <w:pStyle w:val="KeinLeerraum"/>
-                            </w:pPr>
-                            <w:r>
-                              <w:t>Brauchen:</w:t>
-                            </w:r>
-                          </w:p>
-                          <w:p>
-                            <w:pPr>
-                              <w:pStyle w:val="KeinLeerraum"/>
-                            </w:pPr>
-                            <w:r>
-                              <w:tab/>
-                              <w:t>1x Pflitschspiel</w:t>
-                            </w:r>
-                          </w:p>
-                        </w:txbxContent>
-                      </wps:txbx>
-                      <wps:bodyPr vert="horz" wrap="square" lIns="91440" tIns="45720" rIns="91440" bIns="45720" anchor="t" anchorCtr="0" compatLnSpc="0">
-                        <a:spAutoFit/>
-                      </wps:bodyPr>
-                    </wps:wsp>
-                  </a:graphicData>
-                </a:graphic>
-              </wp:anchor>
-            </w:drawing>
-          </mc:Choice>
-          <mc:Fallback>
-            <w:pict>
-              <v:shape w14:anchorId="0C50E4FE" id="_x0000_s1033" type="#_x0000_t202" style="position:absolute;left:0;text-align:left;margin-left:134.65pt;margin-top:.05pt;width:185.85pt;height:110.55pt;z-index:251683840;visibility:visible;mso-wrap-style:square;mso-wrap-distance-left:9pt;mso-wrap-distance-top:0;mso-wrap-distance-right:9pt;mso-wrap-distance-bottom:0;mso-position-horizontal:right;mso-position-horizontal-relative:margin;mso-position-vertical:absolute;mso-position-vertical-relative:text;v-text-anchor:top" o:gfxdata="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" strokeweight=".26467mm">
-                <v:textbox style="mso-fit-shape-to-text:t">
-                  <w:txbxContent>
-                    <w:p>
-                      <w:pPr>
-                        <w:pStyle w:val="KeinLeerraum"/>
-                      </w:pPr>
-                      <w:r>
-                        <w:t>Brauchen:</w:t>
-                      </w:r>
-                    </w:p>
-                    <w:p>
-                      <w:pPr>
-                        <w:pStyle w:val="KeinLeerraum"/>
-                      </w:pPr>
-                      <w:r>
-                        <w:tab/>
-                        <w:t>1x Pflitschspiel</w:t>
-                      </w:r>
-                    </w:p>
-                  </w:txbxContent>
-                </v:textbox>
-                <w10:wrap type="square" anchorx="margin"/>
-              </v:shape>
-            </w:pict>
-          </mc:Fallback>
-        </mc:AlternateContent>
-      </w:r>
-      <w:r>
-        <w:t>Pflitschen</w:t>
-      </w:r>
-      <w:commentRangeEnd w:id="5"/>
-      <w:r>
-        <w:rPr>
-          <w:rStyle w:val="Kommentarzeichen"/>
-          <w:sz w:val="40"/>
-          <w:szCs w:val="40"/>
-        </w:rPr>
-        <w:commentReference w:id="5"/>
-      </w:r>
-    </w:p>
-    <w:p>
-      <w:pPr>
-        <w:pStyle w:val="Listenabsatz"/>
-        <w:numPr>
-          <w:ilvl w:val="0"/>
-          <w:numId w:val="16"/>
-        </w:numPr>
-        <w:spacing w:line="240" w:lineRule="auto"/>
-        <w:rPr>
-          <w:szCs w:val="40"/>
-        </w:rPr>
-      </w:pPr>
-      <w:r>
-        <w:rPr>
-          <w:szCs w:val="40"/>
-        </w:rPr>
-        <w:t>3 Betreuer 3 Kinder immer abwechselnd</w:t>
-      </w:r>
-    </w:p>
-    <w:p>
-      <w:pPr>
-        <w:pStyle w:val="Listenabsatz"/>
-        <w:numPr>
-          <w:ilvl w:val="0"/>
-          <w:numId w:val="16"/>
-        </w:numPr>
-        <w:spacing w:line="240" w:lineRule="auto"/>
-      </w:pPr>
-      <w:r>
-        <w:rPr>
-          <w:szCs w:val="40"/>
-        </w:rPr>
-        <w:t>Wer zuerst keine Chips mehr auf seiner Seite hat</w:t>
-      </w:r>
-    </w:p>
-    <w:p>
-      <w:pPr>
-        <w:pStyle w:val="Listenabsatz"/>
-        <w:numPr>
-          <w:ilvl w:val="0"/>
-          <w:numId w:val="16"/>
-        </w:numPr>
-        <w:suppressAutoHyphens w:val="0"/>
-        <w:rPr>
-          <w:szCs w:val="40"/>
-        </w:rPr>
-      </w:pPr>
-      <w:r>
-        <w:rPr>
-          <w:szCs w:val="40"/>
-        </w:rPr>
-        <w:t>Es muss nicht gleichzeitig gepflitscht werden -&gt; schneller sein</w:t>
-      </w:r>
-    </w:p>
-    <w:p>
-      <w:pPr>
-        <w:pStyle w:val="Listenabsatz"/>
-        <w:numPr>
-          <w:ilvl w:val="0"/>
-          <w:numId w:val="16"/>
-        </w:numPr>
-        <w:suppressAutoHyphens w:val="0"/>
-        <w:rPr>
-          <w:szCs w:val="40"/>
-        </w:rPr>
-      </w:pPr>
-      <w:r>
-        <w:rPr>
-          <w:szCs w:val="40"/>
-        </w:rPr>
-        <w:t>Jeder darf, proZug, nur ein Stein bewegen</w:t>
-      </w:r>
-    </w:p>
-    <w:p>
-      <w:pPr>
-        <w:suppressAutoHyphens w:val="0"/>
-        <w:rPr>
-          <w:szCs w:val="40"/>
-        </w:rPr>
-      </w:pPr>
     </w:p>
     <w:p>
       <w:pPr>
@@ -3072,7 +2971,7 @@
 
 <file path=word/comments.xml><?xml version="1.0" encoding="utf-8"?>
 <w:comments xmlns:wpc="http://schemas.microsoft.com/office/word/2010/wordprocessingCanvas" xmlns:cx="http://schemas.microsoft.com/office/drawing/2014/chartex" xmlns:cx1="http://schemas.microsoft.com/office/drawing/2015/9/8/chartex" xmlns:cx2="http://schemas.microsoft.com/office/drawing/2015/10/21/chartex" xmlns:cx3="http://schemas.microsoft.com/office/drawing/2016/5/9/chartex" xmlns:cx4="http://schemas.microsoft.com/office/drawing/2016/5/10/chartex" xmlns:cx5="http://schemas.microsoft.com/office/drawing/2016/5/11/chartex" xmlns:cx6="http://schemas.microsoft.com/office/drawing/2016/5/12/chartex" xmlns:cx7="http://schemas.microsoft.com/office/drawing/2016/5/13/chartex" xmlns:cx8="http://schemas.microsoft.com/office/drawing/2016/5/14/chartex" xmlns:mc="http://schemas.openxmlformats.org/markup-compatibility/2006" xmlns:aink="http://schemas.microsoft.com/office/drawing/2016/ink" xmlns:am3d="http://schemas.microsoft.com/office/drawing/2017/model3d" xmlns:o="urn:schemas-microsoft-com:office:office" xmlns:oel="http://schemas.microsoft.com/office/2019/extlst" xmlns:r="http://schemas.openxmlformats.org/officeDocument/2006/relationships" xmlns:m="http://schemas.openxmlformats.org/officeDocument/2006/math" xmlns:v="urn:schemas-microsoft-com:vml" xmlns:wp14="http://schemas.microsoft.com/office/word/2010/wordprocessingDrawing" xmlns:wp="http://schemas.openxmlformats.org/drawingml/2006/wordprocessingDrawing" xmlns:w10="urn:schemas-microsoft-com:office:word" xmlns:w="http://schemas.openxmlformats.org/wordprocessingml/2006/main" xmlns:w14="http://schemas.microsoft.com/office/word/2010/wordml" xmlns:w15="http://schemas.microsoft.com/office/word/2012/wordml" xmlns:w16cei="http://schemas.microsoft.com/office/word/2026/wordml/cei" xmlns:w16cex="http://schemas.microsoft.com/office/word/2018/wordml/cex" xmlns:w16cid="http://schemas.microsoft.com/office/word/2016/wordml/cid" xmlns:w16="http://schemas.microsoft.com/office/word/2018/wordml" xmlns:w16du="http://schemas.microsoft.com/office/word/2023/wordml/word16du" xmlns:w16sdtdh="http://schemas.microsoft.com/office/word/2020/wordml/sdtdatahash" xmlns:w16sdtfl="http://schemas.microsoft.com/office/word/2024/wordml/sdtformatlock" xmlns:w16se="http://schemas.microsoft.com/office/word/2015/wordml/symex" xmlns:wpg="http://schemas.microsoft.com/office/word/2010/wordprocessingGroup" xmlns:wpi="http://schemas.microsoft.com/office/word/2010/wordprocessingInk" xmlns:wne="http://schemas.microsoft.com/office/word/2006/wordml" xmlns:wps="http://schemas.microsoft.com/office/word/2010/wordprocessingShape" mc:Ignorable="w14 w15 w16se w16cid w16 w16cex w16sdtdh w16sdtfl w16du wp14">
-  <w:comment w:id="0" w:author="Einfach Felix" w:date="2026-08-07T11:09:00Z" w:initials="EF">
+  <w:comment w:id="0" w:author="Einfach Felix" w:date="2026-08-12T12:42:00Z" w:initials="EF">
     <w:p>
       <w:pPr>
         <w:pStyle w:val="Kommentartext"/>
@@ -3084,11 +2983,11 @@
         <w:annotationRef/>
       </w:r>
       <w:r>
-        <w:t>TODO</w:t>
+        <w:t>Todo absprechen und wertmarke</w:t>
       </w:r>
     </w:p>
   </w:comment>
-  <w:comment w:id="1" w:author="Einfach Felix" w:date="2026-08-05T21:05:00Z" w:initials="EF">
+  <w:comment w:id="1" w:author="Einfach Felix" w:date="2026-08-05T21:35:00Z" w:initials="EF">
     <w:p>
       <w:pPr>
         <w:pStyle w:val="Kommentartext"/>
@@ -3100,71 +2999,7 @@
         <w:annotationRef/>
       </w:r>
       <w:r>
-        <w:t>Kamera von hinten</w:t>
-      </w:r>
-    </w:p>
-  </w:comment>
-  <w:comment w:id="2" w:author="Einfach Felix" w:date="2026-08-05T21:35:00Z" w:initials="EF">
-    <w:p>
-      <w:pPr>
-        <w:pStyle w:val="Kommentartext"/>
-      </w:pPr>
-      <w:r>
-        <w:rPr>
-          <w:rStyle w:val="Kommentarzeichen"/>
-        </w:rPr>
-        <w:annotationRef/>
-      </w:r>
-      <w:r>
         <w:t>Check</w:t>
-      </w:r>
-    </w:p>
-  </w:comment>
-  <w:comment w:id="3" w:author="Einfach Felix" w:date="2026-08-07T10:31:00Z" w:initials="EF">
-    <w:p>
-      <w:pPr>
-        <w:pStyle w:val="Kommentartext"/>
-      </w:pPr>
-      <w:r>
-        <w:rPr>
-          <w:rStyle w:val="Kommentarzeichen"/>
-        </w:rPr>
-        <w:annotationRef/>
-      </w:r>
-      <w:r>
-        <w:t>Kamera auf den Bereich gerichtet</w:t>
-      </w:r>
-    </w:p>
-  </w:comment>
-  <w:comment w:id="4" w:author="Einfach Felix" w:date="2026-08-07T10:34:00Z" w:initials="EF">
-    <w:p>
-      <w:pPr>
-        <w:pStyle w:val="Kommentartext"/>
-      </w:pPr>
-      <w:r>
-        <w:rPr>
-          <w:rStyle w:val="Kommentarzeichen"/>
-        </w:rPr>
-        <w:annotationRef/>
-      </w:r>
-      <w:r>
-        <w:t>TODO</w:t>
-      </w:r>
-    </w:p>
-  </w:comment>
-  <w:comment w:id="5" w:author="Einfach Felix" w:date="2026-08-12T10:37:00Z" w:initials="EF">
-    <w:p>
-      <w:pPr>
-        <w:pStyle w:val="Kommentartext"/>
-      </w:pPr>
-      <w:r>
-        <w:rPr>
-          <w:rStyle w:val="Kommentarzeichen"/>
-        </w:rPr>
-        <w:annotationRef/>
-      </w:r>
-      <w:r>
-        <w:t>Kamera von oben</w:t>
       </w:r>
     </w:p>
   </w:comment>
@@ -3173,29 +3008,21 @@
 
 <file path=word/commentsExtended.xml><?xml version="1.0" encoding="utf-8"?>
 <w15:commentsEx xmlns:wpc="http://schemas.microsoft.com/office/word/2010/wordprocessingCanvas" xmlns:cx="http://schemas.microsoft.com/office/drawing/2014/chartex" xmlns:cx1="http://schemas.microsoft.com/office/drawing/2015/9/8/chartex" xmlns:cx2="http://schemas.microsoft.com/office/drawing/2015/10/21/chartex" xmlns:cx3="http://schemas.microsoft.com/office/drawing/2016/5/9/chartex" xmlns:cx4="http://schemas.microsoft.com/office/drawing/2016/5/10/chartex" xmlns:cx5="http://schemas.microsoft.com/office/drawing/2016/5/11/chartex" xmlns:cx6="http://schemas.microsoft.com/office/drawing/2016/5/12/chartex" xmlns:cx7="http://schemas.microsoft.com/office/drawing/2016/5/13/chartex" xmlns:cx8="http://schemas.microsoft.com/office/drawing/2016/5/14/chartex" xmlns:mc="http://schemas.openxmlformats.org/markup-compatibility/2006" xmlns:aink="http://schemas.microsoft.com/office/drawing/2016/ink" xmlns:am3d="http://schemas.microsoft.com/office/drawing/2017/model3d" xmlns:o="urn:schemas-microsoft-com:office:office" xmlns:oel="http://schemas.microsoft.com/office/2019/extlst" xmlns:r="http://schemas.openxmlformats.org/officeDocument/2006/relationships" xmlns:m="http://schemas.openxmlformats.org/officeDocument/2006/math" xmlns:v="urn:schemas-microsoft-com:vml" xmlns:wp14="http://schemas.microsoft.com/office/word/2010/wordprocessingDrawing" xmlns:wp="http://schemas.openxmlformats.org/drawingml/2006/wordprocessingDrawing" xmlns:w10="urn:schemas-microsoft-com:office:word" xmlns:w="http://schemas.openxmlformats.org/wordprocessingml/2006/main" xmlns:w14="http://schemas.microsoft.com/office/word/2010/wordml" xmlns:w15="http://schemas.microsoft.com/office/word/2012/wordml" xmlns:w16cei="http://schemas.microsoft.com/office/word/2026/wordml/cei" xmlns:w16cex="http://schemas.microsoft.com/office/word/2018/wordml/cex" xmlns:w16cid="http://schemas.microsoft.com/office/word/2016/wordml/cid" xmlns:w16="http://schemas.microsoft.com/office/word/2018/wordml" xmlns:w16du="http://schemas.microsoft.com/office/word/2023/wordml/word16du" xmlns:w16sdtdh="http://schemas.microsoft.com/office/word/2020/wordml/sdtdatahash" xmlns:w16sdtfl="http://schemas.microsoft.com/office/word/2024/wordml/sdtformatlock" xmlns:w16se="http://schemas.microsoft.com/office/word/2015/wordml/symex" xmlns:wpg="http://schemas.microsoft.com/office/word/2010/wordprocessingGroup" xmlns:wpi="http://schemas.microsoft.com/office/word/2010/wordprocessingInk" xmlns:wne="http://schemas.microsoft.com/office/word/2006/wordml" xmlns:wps="http://schemas.microsoft.com/office/word/2010/wordprocessingShape" mc:Ignorable="w14 w15 w16se w16cid w16 w16cex w16sdtdh w16sdtfl w16du wp14">
-  <w15:commentEx w15:paraId="04C5598A" w15:done="0"/>
-  <w15:commentEx w15:paraId="2208B2A4" w15:done="0"/>
+  <w15:commentEx w15:paraId="3CC8F726" w15:done="0"/>
   <w15:commentEx w15:paraId="42B9F733" w15:done="0"/>
-  <w15:commentEx w15:paraId="734D2D26" w15:done="0"/>
-  <w15:commentEx w15:paraId="72CA11E6" w15:done="0"/>
-  <w15:commentEx w15:paraId="5B8357A3" w15:done="0"/>
 </w15:commentsEx>
 </file>
 
 <file path=word/commentsExtensible.xml><?xml version="1.0" encoding="utf-8"?>
 <w16cex:commentsExtensible xmlns:wpc="http://schemas.microsoft.com/office/word/2010/wordprocessingCanvas" xmlns:cx="http://schemas.microsoft.com/office/drawing/2014/chartex" xmlns:cx1="http://schemas.microsoft.com/office/drawing/2015/9/8/chartex" xmlns:cx2="http://schemas.microsoft.com/office/drawing/2015/10/21/chartex" xmlns:cx3="http://schemas.microsoft.com/office/drawing/2016/5/9/chartex" xmlns:cx4="http://schemas.microsoft.com/office/drawing/2016/5/10/chartex" xmlns:cx5="http://schemas.microsoft.com/office/drawing/2016/5/11/chartex" xmlns:cx6="http://schemas.microsoft.com/office/drawing/2016/5/12/chartex" xmlns:cx7="http://schemas.microsoft.com/office/drawing/2016/5/13/chartex" xmlns:cx8="http://schemas.microsoft.com/office/drawing/2016/5/14/chartex" xmlns:cr="http://schemas.microsoft.com/office/comments/2020/reactions" xmlns:mc="http://schemas.openxmlformats.org/markup-compatibility/2006" xmlns:aink="http://schemas.microsoft.com/office/drawing/2016/ink" xmlns:am3d="http://schemas.microsoft.com/office/drawing/2017/model3d" xmlns:o="urn:schemas-microsoft-com:office:office" xmlns:oel="http://schemas.microsoft.com/office/2019/extlst" xmlns:r="http://schemas.openxmlformats.org/officeDocument/2006/relationships" xmlns:m="http://schemas.openxmlformats.org/officeDocument/2006/math" xmlns:v="urn:schemas-microsoft-com:vml" xmlns:wp14="http://schemas.microsoft.com/office/word/2010/wordprocessingDrawing" xmlns:wp="http://schemas.openxmlformats.org/drawingml/2006/wordprocessingDrawing" xmlns:w10="urn:schemas-microsoft-com:office:word" xmlns:w="http://schemas.openxmlformats.org/wordprocessingml/2006/main" xmlns:w14="http://schemas.microsoft.com/office/word/2010/wordml" xmlns:w15="http://schemas.microsoft.com/office/word/2012/wordml" xmlns:w16cei="http://schemas.microsoft.com/office/word/2026/wordml/cei" xmlns:w16cex="http://schemas.microsoft.com/office/word/2018/wordml/cex" xmlns:w16cid="http://schemas.microsoft.com/office/word/2016/wordml/cid" xmlns:w16="http://schemas.microsoft.com/office/word/2018/wordml" xmlns:w16du="http://schemas.microsoft.com/office/word/2023/wordml/word16du" xmlns:w16sdtdh="http://schemas.microsoft.com/office/word/2020/wordml/sdtdatahash" xmlns:w16sdtfl="http://schemas.microsoft.com/office/word/2024/wordml/sdtformatlock" xmlns:w16se="http://schemas.microsoft.com/office/word/2015/wordml/symex" xmlns:wpg="http://schemas.microsoft.com/office/word/2010/wordprocessingGroup" xmlns:wpi="http://schemas.microsoft.com/office/word/2010/wordprocessingInk" xmlns:wne="http://schemas.microsoft.com/office/word/2006/wordml" xmlns:wps="http://schemas.microsoft.com/office/word/2010/wordprocessingShape" mc:Ignorable="w14 w15 w16se w16cid w16 w16cex w16sdtdh w16sdtfl cr w16du wp14">
-  <w16cex:commentExtensible w16cex:durableId="65B570DF" w16cex:dateUtc="2026-08-12T08:37:00Z"/>
+  <w16cex:commentExtensible w16cex:durableId="60E48938" w16cex:dateUtc="2026-08-12T10:42:00Z"/>
 </w16cex:commentsExtensible>
 </file>
 
 <file path=word/commentsIds.xml><?xml version="1.0" encoding="utf-8"?>
 <w16cid:commentsIds xmlns:wpc="http://schemas.microsoft.com/office/word/2010/wordprocessingCanvas" xmlns:cx="http://schemas.microsoft.com/office/drawing/2014/chartex" xmlns:cx1="http://schemas.microsoft.com/office/drawing/2015/9/8/chartex" xmlns:cx2="http://schemas.microsoft.com/office/drawing/2015/10/21/chartex" xmlns:cx3="http://schemas.microsoft.com/office/drawing/2016/5/9/chartex" xmlns:cx4="http://schemas.microsoft.com/office/drawing/2016/5/10/chartex" xmlns:cx5="http://schemas.microsoft.com/office/drawing/2016/5/11/chartex" xmlns:cx6="http://schemas.microsoft.com/office/drawing/2016/5/12/chartex" xmlns:cx7="http://schemas.microsoft.com/office/drawing/2016/5/13/chartex" xmlns:cx8="http://schemas.microsoft.com/office/drawing/2016/5/14/chartex" xmlns:mc="http://schemas.openxmlformats.org/markup-compatibility/2006" xmlns:aink="http://schemas.microsoft.com/office/drawing/2016/ink" xmlns:am3d="http://schemas.microsoft.com/office/drawing/2017/model3d" xmlns:o="urn:schemas-microsoft-com:office:office" xmlns:oel="http://schemas.microsoft.com/office/2019/extlst" xmlns:r="http://schemas.openxmlformats.org/officeDocument/2006/relationships" xmlns:m="http://schemas.openxmlformats.org/officeDocument/2006/math" xmlns:v="urn:schemas-microsoft-com:vml" xmlns:wp14="http://schemas.microsoft.com/office/word/2010/wordprocessingDrawing" xmlns:wp="http://schemas.openxmlformats.org/drawingml/2006/wordprocessingDrawing" xmlns:w10="urn:schemas-microsoft-com:office:word" xmlns:w="http://schemas.openxmlformats.org/wordprocessingml/2006/main" xmlns:w14="http://schemas.microsoft.com/office/word/2010/wordml" xmlns:w15="http://schemas.microsoft.com/office/word/2012/wordml" xmlns:w16cei="http://schemas.microsoft.com/office/word/2026/wordml/cei" xmlns:w16cex="http://schemas.microsoft.com/office/word/2018/wordml/cex" xmlns:w16cid="http://schemas.microsoft.com/office/word/2016/wordml/cid" xmlns:w16="http://schemas.microsoft.com/office/word/2018/wordml" xmlns:w16du="http://schemas.microsoft.com/office/word/2023/wordml/word16du" xmlns:w16sdtdh="http://schemas.microsoft.com/office/word/2020/wordml/sdtdatahash" xmlns:w16sdtfl="http://schemas.microsoft.com/office/word/2024/wordml/sdtformatlock" xmlns:w16se="http://schemas.microsoft.com/office/word/2015/wordml/symex" xmlns:wpg="http://schemas.microsoft.com/office/word/2010/wordprocessingGroup" xmlns:wpi="http://schemas.microsoft.com/office/word/2010/wordprocessingInk" xmlns:wne="http://schemas.microsoft.com/office/word/2006/wordml" xmlns:wps="http://schemas.microsoft.com/office/word/2010/wordprocessingShape" mc:Ignorable="w14 w15 w16se w16cid w16 w16cex w16sdtdh w16sdtfl w16du wp14">
-  <w16cid:commentId w16cid:paraId="04C5598A" w16cid:durableId="4DE11E06"/>
-  <w16cid:commentId w16cid:paraId="2208B2A4" w16cid:durableId="731CA65C"/>
+  <w16cid:commentId w16cid:paraId="3CC8F726" w16cid:durableId="60E48938"/>
   <w16cid:commentId w16cid:paraId="42B9F733" w16cid:durableId="6400061A"/>
-  <w16cid:commentId w16cid:paraId="734D2D26" w16cid:durableId="74BAA93D"/>
-  <w16cid:commentId w16cid:paraId="72CA11E6" w16cid:durableId="5B230E10"/>
-  <w16cid:commentId w16cid:paraId="5B8357A3" w16cid:durableId="65B570DF"/>
 </w16cid:commentsIds>
 </file>
 
